--- a/cp2025-source-program-semester-pai-kelas-vii-semester-1.docx
+++ b/cp2025-source-program-semester-pai-kelas-vii-semester-1.docx
@@ -71,784 +71,6 @@
         </w:rPr>
       </w:r>
     </w:p>
-    <w:tbl>
-      <w:tblPr>
-        <w:tblStyle w:val="Table1"/>
-        <w:tblW w:w="9150.0" w:type="dxa"/>
-        <w:jc w:val="left"/>
-        <w:tblBorders>
-          <w:top w:color="000000" w:space="0" w:sz="4" w:val="single"/>
-          <w:left w:color="000000" w:space="0" w:sz="4" w:val="single"/>
-          <w:bottom w:color="000000" w:space="0" w:sz="4" w:val="single"/>
-          <w:right w:color="000000" w:space="0" w:sz="4" w:val="single"/>
-          <w:insideH w:color="000000" w:space="0" w:sz="4" w:val="single"/>
-          <w:insideV w:color="000000" w:space="0" w:sz="4" w:val="single"/>
-        </w:tblBorders>
-        <w:tblLayout w:type="fixed"/>
-        <w:tblLook w:val="0000"/>
-      </w:tblPr>
-      <w:tblGrid>
-        <w:gridCol w:w="2600"/>
-        <w:gridCol w:w="250"/>
-        <w:gridCol w:w="6300"/>
-        <w:tblGridChange w:id="0">
-          <w:tblGrid>
-            <w:gridCol w:w="2600"/>
-            <w:gridCol w:w="250"/>
-            <w:gridCol w:w="6300"/>
-          </w:tblGrid>
-        </w:tblGridChange>
-      </w:tblGrid>
-      <w:tr>
-        <w:trPr>
-          <w:cantSplit w:val="0"/>
-          <w:tblHeader w:val="0"/>
-        </w:trPr>
-        <w:tc>
-          <w:tcPr>
-            <w:tcBorders>
-              <w:top w:color="000000" w:space="0" w:sz="0" w:val="nil"/>
-              <w:left w:color="000000" w:space="0" w:sz="0" w:val="nil"/>
-              <w:bottom w:color="000000" w:space="0" w:sz="0" w:val="nil"/>
-              <w:right w:color="000000" w:space="0" w:sz="0" w:val="nil"/>
-            </w:tcBorders>
-            <w:tcMar>
-              <w:top w:w="30.0" w:type="dxa"/>
-              <w:left w:w="0.0" w:type="dxa"/>
-              <w:bottom w:w="30.0" w:type="dxa"/>
-              <w:right w:w="0.0" w:type="dxa"/>
-            </w:tcMar>
-          </w:tcPr>
-          <w:p>
-            <w:pPr>
-              <w:rPr/>
-            </w:pPr>
-            <w:r>
-              <w:rPr>
-                <w:rFonts w:ascii="Arial" w:cs="Arial" w:eastAsia="Arial" w:hAnsi="Arial"/>
-                <w:b w:val="1"/>
-                <w:bCs w:val="1"/>
-                <w:rtl w:val="0"/>
-              </w:rPr>
-              <w:t xml:space="preserve">Satuan Pendidikan</w:t>
-            </w:r>
-            <w:r>
-              <w:rPr>
-                <w:rtl w:val="0"/>
-              </w:rPr>
-            </w:r>
-          </w:p>
-        </w:tc>
-        <w:tc>
-          <w:tcPr>
-            <w:tcBorders>
-              <w:top w:color="000000" w:space="0" w:sz="0" w:val="nil"/>
-              <w:left w:color="000000" w:space="0" w:sz="0" w:val="nil"/>
-              <w:bottom w:color="000000" w:space="0" w:sz="0" w:val="nil"/>
-              <w:right w:color="000000" w:space="0" w:sz="0" w:val="nil"/>
-            </w:tcBorders>
-            <w:tcMar>
-              <w:top w:w="30.0" w:type="dxa"/>
-              <w:left w:w="0.0" w:type="dxa"/>
-              <w:bottom w:w="30.0" w:type="dxa"/>
-              <w:right w:w="0.0" w:type="dxa"/>
-            </w:tcMar>
-          </w:tcPr>
-          <w:p>
-            <w:pPr>
-              <w:rPr/>
-            </w:pPr>
-            <w:r>
-              <w:rPr>
-                <w:rFonts w:ascii="Arial" w:cs="Arial" w:eastAsia="Arial" w:hAnsi="Arial"/>
-                <w:rtl w:val="0"/>
-              </w:rPr>
-              <w:t xml:space="preserve">:</w:t>
-            </w:r>
-            <w:r>
-              <w:rPr>
-                <w:rtl w:val="0"/>
-              </w:rPr>
-            </w:r>
-          </w:p>
-        </w:tc>
-        <w:tc>
-          <w:tcPr>
-            <w:tcBorders>
-              <w:top w:color="000000" w:space="0" w:sz="0" w:val="nil"/>
-              <w:left w:color="000000" w:space="0" w:sz="0" w:val="nil"/>
-              <w:bottom w:color="000000" w:space="0" w:sz="0" w:val="nil"/>
-              <w:right w:color="000000" w:space="0" w:sz="0" w:val="nil"/>
-            </w:tcBorders>
-            <w:tcMar>
-              <w:top w:w="30.0" w:type="dxa"/>
-              <w:left w:w="0.0" w:type="dxa"/>
-              <w:bottom w:w="30.0" w:type="dxa"/>
-              <w:right w:w="0.0" w:type="dxa"/>
-            </w:tcMar>
-          </w:tcPr>
-          <w:p>
-            <w:pPr>
-              <w:rPr/>
-            </w:pPr>
-            <w:r>
-              <w:rPr>
-                <w:rFonts w:ascii="Arial" w:cs="Arial" w:eastAsia="Arial" w:hAnsi="Arial"/>
-                <w:rtl w:val="0"/>
-              </w:rPr>
-              <w:t xml:space="preserve">SMP Negeri 1 Kebonagung</w:t>
-            </w:r>
-            <w:r>
-              <w:rPr>
-                <w:rtl w:val="0"/>
-              </w:rPr>
-            </w:r>
-          </w:p>
-        </w:tc>
-      </w:tr>
-      <w:tr>
-        <w:trPr>
-          <w:cantSplit w:val="0"/>
-          <w:tblHeader w:val="0"/>
-        </w:trPr>
-        <w:tc>
-          <w:tcPr>
-            <w:tcBorders>
-              <w:top w:color="000000" w:space="0" w:sz="0" w:val="nil"/>
-              <w:left w:color="000000" w:space="0" w:sz="0" w:val="nil"/>
-              <w:bottom w:color="000000" w:space="0" w:sz="0" w:val="nil"/>
-              <w:right w:color="000000" w:space="0" w:sz="0" w:val="nil"/>
-            </w:tcBorders>
-            <w:tcMar>
-              <w:top w:w="30.0" w:type="dxa"/>
-              <w:left w:w="0.0" w:type="dxa"/>
-              <w:bottom w:w="30.0" w:type="dxa"/>
-              <w:right w:w="0.0" w:type="dxa"/>
-            </w:tcMar>
-          </w:tcPr>
-          <w:p>
-            <w:pPr>
-              <w:rPr/>
-            </w:pPr>
-            <w:r>
-              <w:rPr>
-                <w:rFonts w:ascii="Arial" w:cs="Arial" w:eastAsia="Arial" w:hAnsi="Arial"/>
-                <w:b w:val="1"/>
-                <w:bCs w:val="1"/>
-                <w:rtl w:val="0"/>
-              </w:rPr>
-              <w:t xml:space="preserve">Mata Pelajaran</w:t>
-            </w:r>
-            <w:r>
-              <w:rPr>
-                <w:rtl w:val="0"/>
-              </w:rPr>
-            </w:r>
-          </w:p>
-        </w:tc>
-        <w:tc>
-          <w:tcPr>
-            <w:tcBorders>
-              <w:top w:color="000000" w:space="0" w:sz="0" w:val="nil"/>
-              <w:left w:color="000000" w:space="0" w:sz="0" w:val="nil"/>
-              <w:bottom w:color="000000" w:space="0" w:sz="0" w:val="nil"/>
-              <w:right w:color="000000" w:space="0" w:sz="0" w:val="nil"/>
-            </w:tcBorders>
-            <w:tcMar>
-              <w:top w:w="30.0" w:type="dxa"/>
-              <w:left w:w="0.0" w:type="dxa"/>
-              <w:bottom w:w="30.0" w:type="dxa"/>
-              <w:right w:w="0.0" w:type="dxa"/>
-            </w:tcMar>
-          </w:tcPr>
-          <w:p>
-            <w:pPr>
-              <w:rPr/>
-            </w:pPr>
-            <w:r>
-              <w:rPr>
-                <w:rFonts w:ascii="Arial" w:cs="Arial" w:eastAsia="Arial" w:hAnsi="Arial"/>
-                <w:rtl w:val="0"/>
-              </w:rPr>
-              <w:t xml:space="preserve">:</w:t>
-            </w:r>
-            <w:r>
-              <w:rPr>
-                <w:rtl w:val="0"/>
-              </w:rPr>
-            </w:r>
-          </w:p>
-        </w:tc>
-        <w:tc>
-          <w:tcPr>
-            <w:tcBorders>
-              <w:top w:color="000000" w:space="0" w:sz="0" w:val="nil"/>
-              <w:left w:color="000000" w:space="0" w:sz="0" w:val="nil"/>
-              <w:bottom w:color="000000" w:space="0" w:sz="0" w:val="nil"/>
-              <w:right w:color="000000" w:space="0" w:sz="0" w:val="nil"/>
-            </w:tcBorders>
-            <w:tcMar>
-              <w:top w:w="30.0" w:type="dxa"/>
-              <w:left w:w="0.0" w:type="dxa"/>
-              <w:bottom w:w="30.0" w:type="dxa"/>
-              <w:right w:w="0.0" w:type="dxa"/>
-            </w:tcMar>
-          </w:tcPr>
-          <w:p>
-            <w:pPr>
-              <w:rPr/>
-            </w:pPr>
-            <w:r>
-              <w:rPr>
-                <w:rFonts w:ascii="Arial" w:cs="Arial" w:eastAsia="Arial" w:hAnsi="Arial"/>
-                <w:rtl w:val="0"/>
-              </w:rPr>
-              <w:t xml:space="preserve">Pendidikan Agama Islam dan Budi Pekerti</w:t>
-            </w:r>
-            <w:r>
-              <w:rPr>
-                <w:rtl w:val="0"/>
-              </w:rPr>
-            </w:r>
-          </w:p>
-        </w:tc>
-      </w:tr>
-      <w:tr>
-        <w:trPr>
-          <w:cantSplit w:val="0"/>
-          <w:tblHeader w:val="0"/>
-        </w:trPr>
-        <w:tc>
-          <w:tcPr>
-            <w:tcBorders>
-              <w:top w:color="000000" w:space="0" w:sz="0" w:val="nil"/>
-              <w:left w:color="000000" w:space="0" w:sz="0" w:val="nil"/>
-              <w:bottom w:color="000000" w:space="0" w:sz="0" w:val="nil"/>
-              <w:right w:color="000000" w:space="0" w:sz="0" w:val="nil"/>
-            </w:tcBorders>
-            <w:tcMar>
-              <w:top w:w="30.0" w:type="dxa"/>
-              <w:left w:w="0.0" w:type="dxa"/>
-              <w:bottom w:w="30.0" w:type="dxa"/>
-              <w:right w:w="0.0" w:type="dxa"/>
-            </w:tcMar>
-          </w:tcPr>
-          <w:p>
-            <w:pPr>
-              <w:rPr/>
-            </w:pPr>
-            <w:r>
-              <w:rPr>
-                <w:rFonts w:ascii="Arial" w:cs="Arial" w:eastAsia="Arial" w:hAnsi="Arial"/>
-                <w:b w:val="1"/>
-                <w:bCs w:val="1"/>
-                <w:rtl w:val="0"/>
-              </w:rPr>
-              <w:t xml:space="preserve">Kelas / Fase</w:t>
-            </w:r>
-            <w:r>
-              <w:rPr>
-                <w:rtl w:val="0"/>
-              </w:rPr>
-            </w:r>
-          </w:p>
-        </w:tc>
-        <w:tc>
-          <w:tcPr>
-            <w:tcBorders>
-              <w:top w:color="000000" w:space="0" w:sz="0" w:val="nil"/>
-              <w:left w:color="000000" w:space="0" w:sz="0" w:val="nil"/>
-              <w:bottom w:color="000000" w:space="0" w:sz="0" w:val="nil"/>
-              <w:right w:color="000000" w:space="0" w:sz="0" w:val="nil"/>
-            </w:tcBorders>
-            <w:tcMar>
-              <w:top w:w="30.0" w:type="dxa"/>
-              <w:left w:w="0.0" w:type="dxa"/>
-              <w:bottom w:w="30.0" w:type="dxa"/>
-              <w:right w:w="0.0" w:type="dxa"/>
-            </w:tcMar>
-          </w:tcPr>
-          <w:p>
-            <w:pPr>
-              <w:rPr/>
-            </w:pPr>
-            <w:r>
-              <w:rPr>
-                <w:rFonts w:ascii="Arial" w:cs="Arial" w:eastAsia="Arial" w:hAnsi="Arial"/>
-                <w:rtl w:val="0"/>
-              </w:rPr>
-              <w:t xml:space="preserve">:</w:t>
-            </w:r>
-            <w:r>
-              <w:rPr>
-                <w:rtl w:val="0"/>
-              </w:rPr>
-            </w:r>
-          </w:p>
-        </w:tc>
-        <w:tc>
-          <w:tcPr>
-            <w:tcBorders>
-              <w:top w:color="000000" w:space="0" w:sz="0" w:val="nil"/>
-              <w:left w:color="000000" w:space="0" w:sz="0" w:val="nil"/>
-              <w:bottom w:color="000000" w:space="0" w:sz="0" w:val="nil"/>
-              <w:right w:color="000000" w:space="0" w:sz="0" w:val="nil"/>
-            </w:tcBorders>
-            <w:tcMar>
-              <w:top w:w="30.0" w:type="dxa"/>
-              <w:left w:w="0.0" w:type="dxa"/>
-              <w:bottom w:w="30.0" w:type="dxa"/>
-              <w:right w:w="0.0" w:type="dxa"/>
-            </w:tcMar>
-          </w:tcPr>
-          <w:p>
-            <w:pPr>
-              <w:rPr/>
-            </w:pPr>
-            <w:r>
-              <w:rPr>
-                <w:rFonts w:ascii="Arial" w:cs="Arial" w:eastAsia="Arial" w:hAnsi="Arial"/>
-                <w:rtl w:val="0"/>
-              </w:rPr>
-              <w:t xml:space="preserve">VII / D</w:t>
-            </w:r>
-            <w:r>
-              <w:rPr>
-                <w:rtl w:val="0"/>
-              </w:rPr>
-            </w:r>
-          </w:p>
-        </w:tc>
-      </w:tr>
-      <w:tr>
-        <w:trPr>
-          <w:cantSplit w:val="0"/>
-          <w:tblHeader w:val="0"/>
-        </w:trPr>
-        <w:tc>
-          <w:tcPr>
-            <w:tcBorders>
-              <w:top w:color="000000" w:space="0" w:sz="0" w:val="nil"/>
-              <w:left w:color="000000" w:space="0" w:sz="0" w:val="nil"/>
-              <w:bottom w:color="000000" w:space="0" w:sz="0" w:val="nil"/>
-              <w:right w:color="000000" w:space="0" w:sz="0" w:val="nil"/>
-            </w:tcBorders>
-            <w:tcMar>
-              <w:top w:w="30.0" w:type="dxa"/>
-              <w:left w:w="0.0" w:type="dxa"/>
-              <w:bottom w:w="30.0" w:type="dxa"/>
-              <w:right w:w="0.0" w:type="dxa"/>
-            </w:tcMar>
-          </w:tcPr>
-          <w:p>
-            <w:pPr>
-              <w:rPr/>
-            </w:pPr>
-            <w:r>
-              <w:rPr>
-                <w:rFonts w:ascii="Arial" w:cs="Arial" w:eastAsia="Arial" w:hAnsi="Arial"/>
-                <w:b w:val="1"/>
-                <w:bCs w:val="1"/>
-                <w:rtl w:val="0"/>
-              </w:rPr>
-              <w:t xml:space="preserve">Semester</w:t>
-            </w:r>
-            <w:r>
-              <w:rPr>
-                <w:rtl w:val="0"/>
-              </w:rPr>
-            </w:r>
-          </w:p>
-        </w:tc>
-        <w:tc>
-          <w:tcPr>
-            <w:tcBorders>
-              <w:top w:color="000000" w:space="0" w:sz="0" w:val="nil"/>
-              <w:left w:color="000000" w:space="0" w:sz="0" w:val="nil"/>
-              <w:bottom w:color="000000" w:space="0" w:sz="0" w:val="nil"/>
-              <w:right w:color="000000" w:space="0" w:sz="0" w:val="nil"/>
-            </w:tcBorders>
-            <w:tcMar>
-              <w:top w:w="30.0" w:type="dxa"/>
-              <w:left w:w="0.0" w:type="dxa"/>
-              <w:bottom w:w="30.0" w:type="dxa"/>
-              <w:right w:w="0.0" w:type="dxa"/>
-            </w:tcMar>
-          </w:tcPr>
-          <w:p>
-            <w:pPr>
-              <w:rPr/>
-            </w:pPr>
-            <w:r>
-              <w:rPr>
-                <w:rFonts w:ascii="Arial" w:cs="Arial" w:eastAsia="Arial" w:hAnsi="Arial"/>
-                <w:rtl w:val="0"/>
-              </w:rPr>
-              <w:t xml:space="preserve">:</w:t>
-            </w:r>
-            <w:r>
-              <w:rPr>
-                <w:rtl w:val="0"/>
-              </w:rPr>
-            </w:r>
-          </w:p>
-        </w:tc>
-        <w:tc>
-          <w:tcPr>
-            <w:tcBorders>
-              <w:top w:color="000000" w:space="0" w:sz="0" w:val="nil"/>
-              <w:left w:color="000000" w:space="0" w:sz="0" w:val="nil"/>
-              <w:bottom w:color="000000" w:space="0" w:sz="0" w:val="nil"/>
-              <w:right w:color="000000" w:space="0" w:sz="0" w:val="nil"/>
-            </w:tcBorders>
-            <w:tcMar>
-              <w:top w:w="30.0" w:type="dxa"/>
-              <w:left w:w="0.0" w:type="dxa"/>
-              <w:bottom w:w="30.0" w:type="dxa"/>
-              <w:right w:w="0.0" w:type="dxa"/>
-            </w:tcMar>
-          </w:tcPr>
-          <w:p>
-            <w:pPr>
-              <w:rPr/>
-            </w:pPr>
-            <w:r>
-              <w:rPr>
-                <w:rFonts w:ascii="Arial" w:cs="Arial" w:eastAsia="Arial" w:hAnsi="Arial"/>
-                <w:rtl w:val="0"/>
-              </w:rPr>
-              <w:t xml:space="preserve">1 (Ganjil)</w:t>
-            </w:r>
-            <w:r>
-              <w:rPr>
-                <w:rtl w:val="0"/>
-              </w:rPr>
-            </w:r>
-          </w:p>
-        </w:tc>
-      </w:tr>
-      <w:tr>
-        <w:trPr>
-          <w:cantSplit w:val="0"/>
-          <w:tblHeader w:val="0"/>
-        </w:trPr>
-        <w:tc>
-          <w:tcPr>
-            <w:tcBorders>
-              <w:top w:color="000000" w:space="0" w:sz="0" w:val="nil"/>
-              <w:left w:color="000000" w:space="0" w:sz="0" w:val="nil"/>
-              <w:bottom w:color="000000" w:space="0" w:sz="0" w:val="nil"/>
-              <w:right w:color="000000" w:space="0" w:sz="0" w:val="nil"/>
-            </w:tcBorders>
-            <w:tcMar>
-              <w:top w:w="30.0" w:type="dxa"/>
-              <w:left w:w="0.0" w:type="dxa"/>
-              <w:bottom w:w="30.0" w:type="dxa"/>
-              <w:right w:w="0.0" w:type="dxa"/>
-            </w:tcMar>
-          </w:tcPr>
-          <w:p>
-            <w:pPr>
-              <w:rPr/>
-            </w:pPr>
-            <w:r>
-              <w:rPr>
-                <w:rFonts w:ascii="Arial" w:cs="Arial" w:eastAsia="Arial" w:hAnsi="Arial"/>
-                <w:b w:val="1"/>
-                <w:bCs w:val="1"/>
-                <w:rtl w:val="0"/>
-              </w:rPr>
-              <w:t xml:space="preserve">Tahun Ajaran</w:t>
-            </w:r>
-            <w:r>
-              <w:rPr>
-                <w:rtl w:val="0"/>
-              </w:rPr>
-            </w:r>
-          </w:p>
-        </w:tc>
-        <w:tc>
-          <w:tcPr>
-            <w:tcBorders>
-              <w:top w:color="000000" w:space="0" w:sz="0" w:val="nil"/>
-              <w:left w:color="000000" w:space="0" w:sz="0" w:val="nil"/>
-              <w:bottom w:color="000000" w:space="0" w:sz="0" w:val="nil"/>
-              <w:right w:color="000000" w:space="0" w:sz="0" w:val="nil"/>
-            </w:tcBorders>
-            <w:tcMar>
-              <w:top w:w="30.0" w:type="dxa"/>
-              <w:left w:w="0.0" w:type="dxa"/>
-              <w:bottom w:w="30.0" w:type="dxa"/>
-              <w:right w:w="0.0" w:type="dxa"/>
-            </w:tcMar>
-          </w:tcPr>
-          <w:p>
-            <w:pPr>
-              <w:rPr/>
-            </w:pPr>
-            <w:r>
-              <w:rPr>
-                <w:rFonts w:ascii="Arial" w:cs="Arial" w:eastAsia="Arial" w:hAnsi="Arial"/>
-                <w:rtl w:val="0"/>
-              </w:rPr>
-              <w:t xml:space="preserve">:</w:t>
-            </w:r>
-            <w:r>
-              <w:rPr>
-                <w:rtl w:val="0"/>
-              </w:rPr>
-            </w:r>
-          </w:p>
-        </w:tc>
-        <w:tc>
-          <w:tcPr>
-            <w:tcBorders>
-              <w:top w:color="000000" w:space="0" w:sz="0" w:val="nil"/>
-              <w:left w:color="000000" w:space="0" w:sz="0" w:val="nil"/>
-              <w:bottom w:color="000000" w:space="0" w:sz="0" w:val="nil"/>
-              <w:right w:color="000000" w:space="0" w:sz="0" w:val="nil"/>
-            </w:tcBorders>
-            <w:tcMar>
-              <w:top w:w="30.0" w:type="dxa"/>
-              <w:left w:w="0.0" w:type="dxa"/>
-              <w:bottom w:w="30.0" w:type="dxa"/>
-              <w:right w:w="0.0" w:type="dxa"/>
-            </w:tcMar>
-          </w:tcPr>
-          <w:p>
-            <w:pPr>
-              <w:rPr/>
-            </w:pPr>
-            <w:r>
-              <w:rPr>
-                <w:rFonts w:ascii="Arial" w:cs="Arial" w:eastAsia="Arial" w:hAnsi="Arial"/>
-                <w:rtl w:val="0"/>
-              </w:rPr>
-              <w:t xml:space="preserve">2026/2027</w:t>
-            </w:r>
-            <w:r>
-              <w:rPr>
-                <w:rtl w:val="0"/>
-              </w:rPr>
-            </w:r>
-          </w:p>
-        </w:tc>
-      </w:tr>
-      <w:tr>
-        <w:trPr>
-          <w:cantSplit w:val="0"/>
-          <w:tblHeader w:val="0"/>
-        </w:trPr>
-        <w:tc>
-          <w:tcPr>
-            <w:tcBorders>
-              <w:top w:color="000000" w:space="0" w:sz="0" w:val="nil"/>
-              <w:left w:color="000000" w:space="0" w:sz="0" w:val="nil"/>
-              <w:bottom w:color="000000" w:space="0" w:sz="0" w:val="nil"/>
-              <w:right w:color="000000" w:space="0" w:sz="0" w:val="nil"/>
-            </w:tcBorders>
-            <w:tcMar>
-              <w:top w:w="30.0" w:type="dxa"/>
-              <w:left w:w="0.0" w:type="dxa"/>
-              <w:bottom w:w="30.0" w:type="dxa"/>
-              <w:right w:w="0.0" w:type="dxa"/>
-            </w:tcMar>
-          </w:tcPr>
-          <w:p>
-            <w:pPr>
-              <w:rPr/>
-            </w:pPr>
-            <w:r>
-              <w:rPr>
-                <w:rFonts w:ascii="Arial" w:cs="Arial" w:eastAsia="Arial" w:hAnsi="Arial"/>
-                <w:b w:val="1"/>
-                <w:bCs w:val="1"/>
-                <w:rtl w:val="0"/>
-              </w:rPr>
-              <w:t xml:space="preserve">Jumlah Jam Pelajaran per Minggu</w:t>
-            </w:r>
-            <w:r>
-              <w:rPr>
-                <w:rtl w:val="0"/>
-              </w:rPr>
-            </w:r>
-          </w:p>
-        </w:tc>
-        <w:tc>
-          <w:tcPr>
-            <w:tcBorders>
-              <w:top w:color="000000" w:space="0" w:sz="0" w:val="nil"/>
-              <w:left w:color="000000" w:space="0" w:sz="0" w:val="nil"/>
-              <w:bottom w:color="000000" w:space="0" w:sz="0" w:val="nil"/>
-              <w:right w:color="000000" w:space="0" w:sz="0" w:val="nil"/>
-            </w:tcBorders>
-            <w:tcMar>
-              <w:top w:w="30.0" w:type="dxa"/>
-              <w:left w:w="0.0" w:type="dxa"/>
-              <w:bottom w:w="30.0" w:type="dxa"/>
-              <w:right w:w="0.0" w:type="dxa"/>
-            </w:tcMar>
-          </w:tcPr>
-          <w:p>
-            <w:pPr>
-              <w:rPr/>
-            </w:pPr>
-            <w:r>
-              <w:rPr>
-                <w:rFonts w:ascii="Arial" w:cs="Arial" w:eastAsia="Arial" w:hAnsi="Arial"/>
-                <w:rtl w:val="0"/>
-              </w:rPr>
-              <w:t xml:space="preserve">:</w:t>
-            </w:r>
-            <w:r>
-              <w:rPr>
-                <w:rtl w:val="0"/>
-              </w:rPr>
-            </w:r>
-          </w:p>
-        </w:tc>
-        <w:tc>
-          <w:tcPr>
-            <w:tcBorders>
-              <w:top w:color="000000" w:space="0" w:sz="0" w:val="nil"/>
-              <w:left w:color="000000" w:space="0" w:sz="0" w:val="nil"/>
-              <w:bottom w:color="000000" w:space="0" w:sz="0" w:val="nil"/>
-              <w:right w:color="000000" w:space="0" w:sz="0" w:val="nil"/>
-            </w:tcBorders>
-            <w:tcMar>
-              <w:top w:w="30.0" w:type="dxa"/>
-              <w:left w:w="0.0" w:type="dxa"/>
-              <w:bottom w:w="30.0" w:type="dxa"/>
-              <w:right w:w="0.0" w:type="dxa"/>
-            </w:tcMar>
-          </w:tcPr>
-          <w:p>
-            <w:pPr>
-              <w:rPr/>
-            </w:pPr>
-            <w:r>
-              <w:rPr>
-                <w:rFonts w:ascii="Arial" w:cs="Arial" w:eastAsia="Arial" w:hAnsi="Arial"/>
-                <w:rtl w:val="0"/>
-              </w:rPr>
-              <w:t xml:space="preserve">3 JP (3 x 40 menit)</w:t>
-            </w:r>
-            <w:r>
-              <w:rPr>
-                <w:rtl w:val="0"/>
-              </w:rPr>
-            </w:r>
-          </w:p>
-        </w:tc>
-      </w:tr>
-      <w:tr>
-        <w:trPr>
-          <w:cantSplit w:val="0"/>
-          <w:tblHeader w:val="0"/>
-        </w:trPr>
-        <w:tc>
-          <w:tcPr>
-            <w:tcBorders>
-              <w:top w:color="000000" w:space="0" w:sz="0" w:val="nil"/>
-              <w:left w:color="000000" w:space="0" w:sz="0" w:val="nil"/>
-              <w:bottom w:color="000000" w:space="0" w:sz="0" w:val="nil"/>
-              <w:right w:color="000000" w:space="0" w:sz="0" w:val="nil"/>
-            </w:tcBorders>
-            <w:tcMar>
-              <w:top w:w="30.0" w:type="dxa"/>
-              <w:left w:w="0.0" w:type="dxa"/>
-              <w:bottom w:w="30.0" w:type="dxa"/>
-              <w:right w:w="0.0" w:type="dxa"/>
-            </w:tcMar>
-          </w:tcPr>
-          <w:p>
-            <w:pPr>
-              <w:rPr/>
-            </w:pPr>
-            <w:r>
-              <w:rPr>
-                <w:rFonts w:ascii="Arial" w:cs="Arial" w:eastAsia="Arial" w:hAnsi="Arial"/>
-                <w:b w:val="1"/>
-                <w:bCs w:val="1"/>
-                <w:rtl w:val="0"/>
-              </w:rPr>
-              <w:t xml:space="preserve">Penyusun</w:t>
-            </w:r>
-            <w:r>
-              <w:rPr>
-                <w:rtl w:val="0"/>
-              </w:rPr>
-            </w:r>
-          </w:p>
-        </w:tc>
-        <w:tc>
-          <w:tcPr>
-            <w:tcBorders>
-              <w:top w:color="000000" w:space="0" w:sz="0" w:val="nil"/>
-              <w:left w:color="000000" w:space="0" w:sz="0" w:val="nil"/>
-              <w:bottom w:color="000000" w:space="0" w:sz="0" w:val="nil"/>
-              <w:right w:color="000000" w:space="0" w:sz="0" w:val="nil"/>
-            </w:tcBorders>
-            <w:tcMar>
-              <w:top w:w="30.0" w:type="dxa"/>
-              <w:left w:w="0.0" w:type="dxa"/>
-              <w:bottom w:w="30.0" w:type="dxa"/>
-              <w:right w:w="0.0" w:type="dxa"/>
-            </w:tcMar>
-          </w:tcPr>
-          <w:p>
-            <w:pPr>
-              <w:rPr/>
-            </w:pPr>
-            <w:r>
-              <w:rPr>
-                <w:rFonts w:ascii="Arial" w:cs="Arial" w:eastAsia="Arial" w:hAnsi="Arial"/>
-                <w:rtl w:val="0"/>
-              </w:rPr>
-              <w:t xml:space="preserve">:</w:t>
-            </w:r>
-            <w:r>
-              <w:rPr>
-                <w:rtl w:val="0"/>
-              </w:rPr>
-            </w:r>
-          </w:p>
-        </w:tc>
-        <w:tc>
-          <w:tcPr>
-            <w:tcBorders>
-              <w:top w:color="000000" w:space="0" w:sz="0" w:val="nil"/>
-              <w:left w:color="000000" w:space="0" w:sz="0" w:val="nil"/>
-              <w:bottom w:color="000000" w:space="0" w:sz="0" w:val="nil"/>
-              <w:right w:color="000000" w:space="0" w:sz="0" w:val="nil"/>
-            </w:tcBorders>
-            <w:tcMar>
-              <w:top w:w="30.0" w:type="dxa"/>
-              <w:left w:w="0.0" w:type="dxa"/>
-              <w:bottom w:w="30.0" w:type="dxa"/>
-              <w:right w:w="0.0" w:type="dxa"/>
-            </w:tcMar>
-          </w:tcPr>
-          <w:p>
-            <w:pPr>
-              <w:rPr/>
-            </w:pPr>
-            <w:r>
-              <w:rPr>
-                <w:rFonts w:ascii="Arial" w:cs="Arial" w:eastAsia="Arial" w:hAnsi="Arial"/>
-                <w:rtl w:val="0"/>
-              </w:rPr>
-              <w:t xml:space="preserve">Syaekudin, S.Ag., M.Pd.I.</w:t>
-            </w:r>
-            <w:r>
-              <w:rPr>
-                <w:rtl w:val="0"/>
-              </w:rPr>
-            </w:r>
-          </w:p>
-        </w:tc>
-      </w:tr>
-    </w:tbl>
     <w:p>
       <w:pPr>
         <w:spacing w:after="120" w:before="250" w:lineRule="auto"/>
@@ -901,7 +123,7 @@
           <w:rFonts w:ascii="Arial" w:cs="Arial" w:eastAsia="Arial" w:hAnsi="Arial"/>
           <w:rtl w:val="0"/>
         </w:rPr>
-        <w:t xml:space="preserve">Alokasi minggu elemen Al-Qur'an Hadis mengacu pada dokumen IKTP CP 046 (Revisi) karena kolom Alokasi Waktu pada dokumen IKTP CP 020_2026 Semester 1 untuk elemen ini kosong; empat elemen lainnya bersumber langsung dari dokumen IKTP CP 020_2026 Semester 1.</w:t>
+        <w:t>Alokasi minggu elemen Al-Qur'an hadits mengacu pada dokumen IKTP CP 046 (Revisi) karena kolom Alokasi Waktu pada dokumen IKTP CP 020_2026 Semester 1 untuk elemen ini kosong; empat elemen lainnya bersumber langsung dari dokumen IKTP CP 020_2026 Semester 1.</w:t>
       </w:r>
       <w:r>
         <w:rPr>
@@ -5570,7 +4792,7 @@
                 <w:szCs w:val="16"/>
                 <w:rtl w:val="0"/>
               </w:rPr>
-              <w:t xml:space="preserve">Al-Qur'an Hadis</w:t>
+              <w:t>Al-Qur'an hadits</w:t>
             </w:r>
             <w:r>
               <w:rPr>
@@ -5668,7 +4890,7 @@
                 <w:szCs w:val="13"/>
                 <w:rtl w:val="0"/>
               </w:rPr>
-              <w:t xml:space="preserve">4. Menguraikan kandungan makna QS al-Baqarah/2: 285 dan hadis terkait mengenai pentingnya iman dalam kehidupan sehari-hari.</w:t>
+              <w:t>4. Menguraikan kandungan makna QS al-Baqarah/2: 285 dan hadits terkait mengenai pentingnya iman dalam kehidupan sehari-hari.</w:t>
             </w:r>
             <w:r>
               <w:rPr>
@@ -6658,7 +5880,7 @@
                 <w:szCs w:val="13"/>
                 <w:rtl w:val="0"/>
               </w:rPr>
-              <w:t xml:space="preserve">1. Menjelaskan makna iman kepada Allah Swt.</w:t>
+              <w:t>1. Menjelaskan makna iman kepada Alloh Subhanahu Wata'ala</w:t>
             </w:r>
             <w:r>
               <w:rPr>
@@ -8694,7 +7916,7 @@
                 <w:szCs w:val="13"/>
                 <w:rtl w:val="0"/>
               </w:rPr>
-              <w:t xml:space="preserve">1. Membedakan jenis-jenis sujud di luar salat (sujud syukur, sujud sahwi, dan sujud tilawah).</w:t>
+              <w:t>1. Membedakan jenis-jenis sujud di luar sholat (sujud syukur, sujud sahwi, dan sujud tilawah).</w:t>
             </w:r>
             <w:r>
               <w:rPr>
@@ -12112,299 +11334,6 @@
         </w:rPr>
       </w:r>
     </w:p>
-    <w:tbl>
-      <w:tblPr>
-        <w:tblStyle w:val="Table5"/>
-        <w:tblW w:w="14004.0" w:type="dxa"/>
-        <w:jc w:val="left"/>
-        <w:tblBorders>
-          <w:top w:color="000000" w:space="0" w:sz="4" w:val="single"/>
-          <w:left w:color="000000" w:space="0" w:sz="4" w:val="single"/>
-          <w:bottom w:color="000000" w:space="0" w:sz="4" w:val="single"/>
-          <w:right w:color="000000" w:space="0" w:sz="4" w:val="single"/>
-          <w:insideH w:color="000000" w:space="0" w:sz="4" w:val="single"/>
-          <w:insideV w:color="000000" w:space="0" w:sz="4" w:val="single"/>
-        </w:tblBorders>
-        <w:tblLayout w:type="fixed"/>
-        <w:tblLook w:val="0000"/>
-      </w:tblPr>
-      <w:tblGrid>
-        <w:gridCol w:w="2000"/>
-        <w:gridCol w:w="3600"/>
-        <w:gridCol w:w="4204"/>
-        <w:gridCol w:w="4200"/>
-        <w:tblGridChange w:id="0">
-          <w:tblGrid>
-            <w:gridCol w:w="2000"/>
-            <w:gridCol w:w="3600"/>
-            <w:gridCol w:w="4204"/>
-            <w:gridCol w:w="4200"/>
-          </w:tblGrid>
-        </w:tblGridChange>
-      </w:tblGrid>
-      <w:tr>
-        <w:trPr>
-          <w:cantSplit w:val="0"/>
-          <w:tblHeader w:val="0"/>
-        </w:trPr>
-        <w:tc>
-          <w:tcPr>
-            <w:tcBorders>
-              <w:top w:color="000000" w:space="0" w:sz="0" w:val="nil"/>
-              <w:left w:color="000000" w:space="0" w:sz="0" w:val="nil"/>
-              <w:bottom w:color="000000" w:space="0" w:sz="0" w:val="nil"/>
-              <w:right w:color="000000" w:space="0" w:sz="0" w:val="nil"/>
-            </w:tcBorders>
-            <w:tcMar>
-              <w:top w:w="0.0" w:type="dxa"/>
-              <w:bottom w:w="0.0" w:type="dxa"/>
-            </w:tcMar>
-          </w:tcPr>
-          <w:p>
-            <w:pPr>
-              <w:rPr/>
-            </w:pPr>
-            <w:r>
-              <w:rPr>
-                <w:rtl w:val="0"/>
-              </w:rPr>
-            </w:r>
-          </w:p>
-        </w:tc>
-        <w:tc>
-          <w:tcPr>
-            <w:tcBorders>
-              <w:top w:color="000000" w:space="0" w:sz="0" w:val="nil"/>
-              <w:left w:color="000000" w:space="0" w:sz="0" w:val="nil"/>
-              <w:bottom w:color="000000" w:space="0" w:sz="0" w:val="nil"/>
-              <w:right w:color="000000" w:space="0" w:sz="0" w:val="nil"/>
-            </w:tcBorders>
-            <w:tcMar>
-              <w:top w:w="0.0" w:type="dxa"/>
-              <w:bottom w:w="0.0" w:type="dxa"/>
-            </w:tcMar>
-          </w:tcPr>
-          <w:p>
-            <w:pPr>
-              <w:rPr/>
-            </w:pPr>
-            <w:r>
-              <w:rPr>
-                <w:rFonts w:ascii="Arial" w:cs="Arial" w:eastAsia="Arial" w:hAnsi="Arial"/>
-                <w:sz w:val="18"/>
-                <w:szCs w:val="18"/>
-                <w:rtl w:val="0"/>
-              </w:rPr>
-              <w:t xml:space="preserve">Mengetahui,</w:t>
-            </w:r>
-            <w:r>
-              <w:rPr>
-                <w:rtl w:val="0"/>
-              </w:rPr>
-            </w:r>
-          </w:p>
-          <w:p>
-            <w:pPr>
-              <w:rPr/>
-            </w:pPr>
-            <w:r>
-              <w:rPr>
-                <w:rFonts w:ascii="Arial" w:cs="Arial" w:eastAsia="Arial" w:hAnsi="Arial"/>
-                <w:sz w:val="18"/>
-                <w:szCs w:val="18"/>
-                <w:rtl w:val="0"/>
-              </w:rPr>
-              <w:t xml:space="preserve">Kepala SMP Negeri 1 Kebonagung,</w:t>
-            </w:r>
-            <w:r>
-              <w:rPr>
-                <w:rtl w:val="0"/>
-              </w:rPr>
-            </w:r>
-          </w:p>
-          <w:p>
-            <w:pPr>
-              <w:spacing w:after="800" w:lineRule="auto"/>
-              <w:rPr/>
-            </w:pPr>
-            <w:r>
-              <w:rPr>
-                <w:rtl w:val="0"/>
-              </w:rPr>
-            </w:r>
-          </w:p>
-          <w:p>
-            <w:pPr>
-              <w:rPr/>
-            </w:pPr>
-            <w:r>
-              <w:rPr>
-                <w:rFonts w:ascii="Arial" w:cs="Arial" w:eastAsia="Arial" w:hAnsi="Arial"/>
-                <w:b w:val="1"/>
-                <w:bCs w:val="1"/>
-                <w:sz w:val="18"/>
-                <w:szCs w:val="18"/>
-                <w:u w:val="single"/>
-                <w:rtl w:val="0"/>
-              </w:rPr>
-              <w:t xml:space="preserve">Priyantono, S.Pd., M.Pd.</w:t>
-            </w:r>
-            <w:r>
-              <w:rPr>
-                <w:rtl w:val="0"/>
-              </w:rPr>
-            </w:r>
-          </w:p>
-          <w:p>
-            <w:pPr>
-              <w:rPr/>
-            </w:pPr>
-            <w:r>
-              <w:rPr>
-                <w:rFonts w:ascii="Arial" w:cs="Arial" w:eastAsia="Arial" w:hAnsi="Arial"/>
-                <w:sz w:val="18"/>
-                <w:szCs w:val="18"/>
-                <w:rtl w:val="0"/>
-              </w:rPr>
-              <w:t xml:space="preserve">NIP. 196902251994031005</w:t>
-            </w:r>
-            <w:r>
-              <w:rPr>
-                <w:rtl w:val="0"/>
-              </w:rPr>
-            </w:r>
-          </w:p>
-        </w:tc>
-        <w:tc>
-          <w:tcPr>
-            <w:tcBorders>
-              <w:top w:color="000000" w:space="0" w:sz="0" w:val="nil"/>
-              <w:left w:color="000000" w:space="0" w:sz="0" w:val="nil"/>
-              <w:bottom w:color="000000" w:space="0" w:sz="0" w:val="nil"/>
-              <w:right w:color="000000" w:space="0" w:sz="0" w:val="nil"/>
-            </w:tcBorders>
-            <w:tcMar>
-              <w:top w:w="0.0" w:type="dxa"/>
-              <w:bottom w:w="0.0" w:type="dxa"/>
-            </w:tcMar>
-          </w:tcPr>
-          <w:p>
-            <w:pPr>
-              <w:rPr/>
-            </w:pPr>
-            <w:r>
-              <w:rPr>
-                <w:rtl w:val="0"/>
-              </w:rPr>
-            </w:r>
-          </w:p>
-        </w:tc>
-        <w:tc>
-          <w:tcPr>
-            <w:tcBorders>
-              <w:top w:color="000000" w:space="0" w:sz="0" w:val="nil"/>
-              <w:left w:color="000000" w:space="0" w:sz="0" w:val="nil"/>
-              <w:bottom w:color="000000" w:space="0" w:sz="0" w:val="nil"/>
-              <w:right w:color="000000" w:space="0" w:sz="0" w:val="nil"/>
-            </w:tcBorders>
-            <w:tcMar>
-              <w:top w:w="0.0" w:type="dxa"/>
-              <w:bottom w:w="0.0" w:type="dxa"/>
-            </w:tcMar>
-          </w:tcPr>
-          <w:p>
-            <w:pPr>
-              <w:rPr/>
-            </w:pPr>
-            <w:r>
-              <w:rPr>
-                <w:rFonts w:ascii="Arial" w:cs="Arial" w:eastAsia="Arial" w:hAnsi="Arial"/>
-                <w:sz w:val="18"/>
-                <w:szCs w:val="18"/>
-                <w:rtl w:val="0"/>
-              </w:rPr>
-              <w:t xml:space="preserve">Demak, Juli 2026</w:t>
-            </w:r>
-            <w:r>
-              <w:rPr>
-                <w:rtl w:val="0"/>
-              </w:rPr>
-            </w:r>
-          </w:p>
-          <w:p>
-            <w:pPr>
-              <w:rPr/>
-            </w:pPr>
-            <w:r>
-              <w:rPr>
-                <w:rFonts w:ascii="Arial" w:cs="Arial" w:eastAsia="Arial" w:hAnsi="Arial"/>
-                <w:sz w:val="18"/>
-                <w:szCs w:val="18"/>
-                <w:rtl w:val="0"/>
-              </w:rPr>
-              <w:t xml:space="preserve">Guru Mata Pelajaran PAI dan Budi Pekerti,</w:t>
-            </w:r>
-            <w:r>
-              <w:rPr>
-                <w:rtl w:val="0"/>
-              </w:rPr>
-            </w:r>
-          </w:p>
-          <w:p>
-            <w:pPr>
-              <w:spacing w:after="800" w:lineRule="auto"/>
-              <w:rPr/>
-            </w:pPr>
-            <w:r>
-              <w:rPr>
-                <w:rtl w:val="0"/>
-              </w:rPr>
-            </w:r>
-          </w:p>
-          <w:p>
-            <w:pPr>
-              <w:rPr/>
-            </w:pPr>
-            <w:r>
-              <w:rPr>
-                <w:rFonts w:ascii="Arial" w:cs="Arial" w:eastAsia="Arial" w:hAnsi="Arial"/>
-                <w:b w:val="1"/>
-                <w:bCs w:val="1"/>
-                <w:sz w:val="18"/>
-                <w:szCs w:val="18"/>
-                <w:u w:val="single"/>
-                <w:rtl w:val="0"/>
-              </w:rPr>
-              <w:t xml:space="preserve">Syaekudin, S.Ag., M.Pd.I.</w:t>
-            </w:r>
-            <w:r>
-              <w:rPr>
-                <w:rtl w:val="0"/>
-              </w:rPr>
-            </w:r>
-          </w:p>
-          <w:p>
-            <w:pPr>
-              <w:rPr/>
-            </w:pPr>
-            <w:r>
-              <w:rPr>
-                <w:rFonts w:ascii="Arial" w:cs="Arial" w:eastAsia="Arial" w:hAnsi="Arial"/>
-                <w:sz w:val="18"/>
-                <w:szCs w:val="18"/>
-                <w:rtl w:val="0"/>
-              </w:rPr>
-              <w:t xml:space="preserve">NIP. 197209052005011004</w:t>
-            </w:r>
-            <w:r>
-              <w:rPr>
-                <w:rtl w:val="0"/>
-              </w:rPr>
-            </w:r>
-          </w:p>
-        </w:tc>
-      </w:tr>
-    </w:tbl>
     <w:p>
       <w:pPr>
         <w:rPr/>
